--- a/러시아 인권변호사/4부/4부_4화_리트비노프의_배신적_지지.docx
+++ b/러시아 인권변호사/4부/4부_4화_리트비노프의_배신적_지지.docx
@@ -236,7 +236,53 @@
           <w:i w:val="0"/>
           <w:sz w:val="22"/>
         </w:rPr>
-        <w:t>Передам Алексею Николаевичу. Решение за ним.</w:t>
+        <w:t>Где и когда?</w:t>
+      </w:r>
+    </w:p>
+    <w:p>
+      <w:pPr>
+        <w:spacing w:before="0" w:after="110" w:line="300" w:lineRule="auto"/>
+      </w:pPr>
+      <w:r>
+        <w:rPr>
+          <w:rFonts w:ascii="Times New Roman" w:hAnsi="Times New Roman" w:eastAsia="Malgun Gothic"/>
+          <w:b/>
+          <w:i w:val="0"/>
+          <w:sz w:val="22"/>
+        </w:rPr>
+        <w:t xml:space="preserve">Балагин: </w:t>
+      </w:r>
+      <w:r>
+        <w:rPr>
+          <w:rFonts w:ascii="Times New Roman" w:hAnsi="Times New Roman" w:eastAsia="Malgun Gothic"/>
+          <w:b w:val="0"/>
+          <w:i w:val="0"/>
+          <w:sz w:val="22"/>
+        </w:rPr>
+        <w:t>Место Аркадий Дмитриевич назовёт за час до встречи. Без телефонов, без помощников. Он придёт один. Надеется, что и Алексей Николаевич тоже.</w:t>
+      </w:r>
+    </w:p>
+    <w:p>
+      <w:pPr>
+        <w:spacing w:before="0" w:after="110" w:line="300" w:lineRule="auto"/>
+      </w:pPr>
+      <w:r>
+        <w:rPr>
+          <w:rFonts w:ascii="Times New Roman" w:hAnsi="Times New Roman" w:eastAsia="Malgun Gothic"/>
+          <w:b/>
+          <w:i w:val="0"/>
+          <w:sz w:val="22"/>
+        </w:rPr>
+        <w:t xml:space="preserve">Катя: </w:t>
+      </w:r>
+      <w:r>
+        <w:rPr>
+          <w:rFonts w:ascii="Times New Roman" w:hAnsi="Times New Roman" w:eastAsia="Malgun Gothic"/>
+          <w:b w:val="0"/>
+          <w:i w:val="0"/>
+          <w:sz w:val="22"/>
+        </w:rPr>
+        <w:t>Алексей Николаевич придёт с тем, с кем сочтёт нужным, — если вообще придёт. Решение за ним. Так и передайте.</w:t>
       </w:r>
     </w:p>
     <w:p>
@@ -451,6 +497,131 @@
     </w:p>
     <w:p>
       <w:pPr>
+        <w:spacing w:before="0" w:after="110" w:line="300" w:lineRule="auto"/>
+      </w:pPr>
+      <w:r>
+        <w:rPr>
+          <w:rFonts w:ascii="Times New Roman" w:hAnsi="Times New Roman" w:eastAsia="Malgun Gothic"/>
+          <w:b/>
+          <w:i w:val="0"/>
+          <w:sz w:val="22"/>
+        </w:rPr>
+        <w:t xml:space="preserve">Гребенщиков: </w:t>
+      </w:r>
+      <w:r>
+        <w:rPr>
+          <w:rFonts w:ascii="Times New Roman" w:hAnsi="Times New Roman" w:eastAsia="Malgun Gothic"/>
+          <w:b w:val="0"/>
+          <w:i w:val="0"/>
+          <w:sz w:val="22"/>
+        </w:rPr>
+        <w:t>Фотография — полбеды, Екатерина Ивановна. Беда будет, если после фотографии не будет результата.</w:t>
+      </w:r>
+    </w:p>
+    <w:p>
+      <w:pPr>
+        <w:spacing w:before="0" w:after="110" w:line="300" w:lineRule="auto"/>
+      </w:pPr>
+      <w:r>
+        <w:rPr>
+          <w:rFonts w:ascii="Times New Roman" w:hAnsi="Times New Roman" w:eastAsia="Malgun Gothic"/>
+          <w:b/>
+          <w:i w:val="0"/>
+          <w:sz w:val="22"/>
+        </w:rPr>
+        <w:t xml:space="preserve">Ирина: </w:t>
+      </w:r>
+      <w:r>
+        <w:rPr>
+          <w:rFonts w:ascii="Times New Roman" w:hAnsi="Times New Roman" w:eastAsia="Malgun Gothic"/>
+          <w:b w:val="0"/>
+          <w:i w:val="0"/>
+          <w:sz w:val="22"/>
+        </w:rPr>
+        <w:t>А если результат будет, фотографию можно показать самим. С документами рядом.</w:t>
+      </w:r>
+    </w:p>
+    <w:p>
+      <w:pPr>
+        <w:spacing w:before="0" w:after="110" w:line="300" w:lineRule="auto"/>
+      </w:pPr>
+      <w:r>
+        <w:rPr>
+          <w:rFonts w:ascii="Times New Roman" w:hAnsi="Times New Roman" w:eastAsia="Malgun Gothic"/>
+          <w:b/>
+          <w:i w:val="0"/>
+          <w:sz w:val="22"/>
+        </w:rPr>
+        <w:t xml:space="preserve">Лёша: </w:t>
+      </w:r>
+      <w:r>
+        <w:rPr>
+          <w:rFonts w:ascii="Times New Roman" w:hAnsi="Times New Roman" w:eastAsia="Malgun Gothic"/>
+          <w:b w:val="0"/>
+          <w:i w:val="0"/>
+          <w:sz w:val="22"/>
+        </w:rPr>
+        <w:t>Ирина права. Любая встреча с ним должна заканчиваться бумагой, которую можно показать всей стране. Иначе это не встреча, а сговор.</w:t>
+      </w:r>
+    </w:p>
+    <w:p>
+      <w:pPr>
+        <w:spacing w:before="0" w:after="110" w:line="300" w:lineRule="auto"/>
+      </w:pPr>
+      <w:r>
+        <w:rPr>
+          <w:rFonts w:ascii="Times New Roman" w:hAnsi="Times New Roman" w:eastAsia="Malgun Gothic"/>
+          <w:b/>
+          <w:i w:val="0"/>
+          <w:sz w:val="22"/>
+        </w:rPr>
+        <w:t xml:space="preserve">Катя: </w:t>
+      </w:r>
+      <w:r>
+        <w:rPr>
+          <w:rFonts w:ascii="Times New Roman" w:hAnsi="Times New Roman" w:eastAsia="Malgun Gothic"/>
+          <w:b w:val="0"/>
+          <w:i/>
+          <w:color w:val="555555"/>
+          <w:sz w:val="22"/>
+        </w:rPr>
+        <w:t>(вздыхает)</w:t>
+      </w:r>
+      <w:r>
+        <w:rPr>
+          <w:rFonts w:ascii="Times New Roman" w:hAnsi="Times New Roman" w:eastAsia="Malgun Gothic"/>
+          <w:b w:val="0"/>
+          <w:i w:val="0"/>
+          <w:sz w:val="22"/>
+        </w:rPr>
+        <w:t xml:space="preserve"> Хорошо. Но я иду с вами. Не обсуждается.</w:t>
+      </w:r>
+    </w:p>
+    <w:p>
+      <w:pPr>
+        <w:spacing w:before="0" w:after="110" w:line="300" w:lineRule="auto"/>
+      </w:pPr>
+      <w:r>
+        <w:rPr>
+          <w:rFonts w:ascii="Times New Roman" w:hAnsi="Times New Roman" w:eastAsia="Malgun Gothic"/>
+          <w:b/>
+          <w:i w:val="0"/>
+          <w:sz w:val="22"/>
+        </w:rPr>
+        <w:t xml:space="preserve">Лёша: </w:t>
+      </w:r>
+      <w:r>
+        <w:rPr>
+          <w:rFonts w:ascii="Times New Roman" w:hAnsi="Times New Roman" w:eastAsia="Malgun Gothic"/>
+          <w:b w:val="0"/>
+          <w:i w:val="0"/>
+          <w:sz w:val="22"/>
+        </w:rPr>
+        <w:t>Не обсуждается, Катя.</w:t>
+      </w:r>
+    </w:p>
+    <w:p>
+      <w:pPr>
         <w:keepNext/>
         <w:spacing w:before="320" w:after="140"/>
       </w:pPr>
@@ -564,6 +735,127 @@
           <w:i w:val="0"/>
           <w:sz w:val="22"/>
         </w:rPr>
+        <w:t>Моя уверенность держалась не на мне, Аркадий Дмитриевич. На людях, которые не сдавались.</w:t>
+      </w:r>
+    </w:p>
+    <w:p>
+      <w:pPr>
+        <w:spacing w:before="0" w:after="110" w:line="300" w:lineRule="auto"/>
+      </w:pPr>
+      <w:r>
+        <w:rPr>
+          <w:rFonts w:ascii="Times New Roman" w:hAnsi="Times New Roman" w:eastAsia="Malgun Gothic"/>
+          <w:b/>
+          <w:i w:val="0"/>
+          <w:sz w:val="22"/>
+        </w:rPr>
+        <w:t xml:space="preserve">Литвинов: </w:t>
+      </w:r>
+      <w:r>
+        <w:rPr>
+          <w:rFonts w:ascii="Times New Roman" w:hAnsi="Times New Roman" w:eastAsia="Malgun Gothic"/>
+          <w:b w:val="0"/>
+          <w:i w:val="0"/>
+          <w:sz w:val="22"/>
+        </w:rPr>
+        <w:t xml:space="preserve">Люди, которые не сдаются, в этой стране обычно кончаются быстрее, чем деньги. Ваши почему-то не кончились. Портят мне статистику. </w:t>
+      </w:r>
+      <w:r>
+        <w:rPr>
+          <w:rFonts w:ascii="Times New Roman" w:hAnsi="Times New Roman" w:eastAsia="Malgun Gothic"/>
+          <w:b w:val="0"/>
+          <w:i/>
+          <w:color w:val="555555"/>
+          <w:sz w:val="22"/>
+        </w:rPr>
+        <w:t>(кивает на Катю)</w:t>
+      </w:r>
+      <w:r>
+        <w:rPr>
+          <w:rFonts w:ascii="Times New Roman" w:hAnsi="Times New Roman" w:eastAsia="Malgun Gothic"/>
+          <w:b w:val="0"/>
+          <w:i w:val="0"/>
+          <w:sz w:val="22"/>
+        </w:rPr>
+        <w:t xml:space="preserve"> Екатерина Ивановна, чаю? Здесь хороший, китайский. Я не травлю гостей — это непрактично.</w:t>
+      </w:r>
+    </w:p>
+    <w:p>
+      <w:pPr>
+        <w:spacing w:before="0" w:after="110" w:line="300" w:lineRule="auto"/>
+      </w:pPr>
+      <w:r>
+        <w:rPr>
+          <w:rFonts w:ascii="Times New Roman" w:hAnsi="Times New Roman" w:eastAsia="Malgun Gothic"/>
+          <w:b/>
+          <w:i w:val="0"/>
+          <w:sz w:val="22"/>
+        </w:rPr>
+        <w:t xml:space="preserve">Катя: </w:t>
+      </w:r>
+      <w:r>
+        <w:rPr>
+          <w:rFonts w:ascii="Times New Roman" w:hAnsi="Times New Roman" w:eastAsia="Malgun Gothic"/>
+          <w:b w:val="0"/>
+          <w:i w:val="0"/>
+          <w:sz w:val="22"/>
+        </w:rPr>
+        <w:t>Спасибо, я не пью чай с теми, против кого подавала иски.</w:t>
+      </w:r>
+    </w:p>
+    <w:p>
+      <w:pPr>
+        <w:spacing w:before="0" w:after="110" w:line="300" w:lineRule="auto"/>
+      </w:pPr>
+      <w:r>
+        <w:rPr>
+          <w:rFonts w:ascii="Times New Roman" w:hAnsi="Times New Roman" w:eastAsia="Malgun Gothic"/>
+          <w:b/>
+          <w:i w:val="0"/>
+          <w:sz w:val="22"/>
+        </w:rPr>
+        <w:t xml:space="preserve">Литвинов: </w:t>
+      </w:r>
+      <w:r>
+        <w:rPr>
+          <w:rFonts w:ascii="Times New Roman" w:hAnsi="Times New Roman" w:eastAsia="Malgun Gothic"/>
+          <w:b w:val="0"/>
+          <w:i/>
+          <w:color w:val="555555"/>
+          <w:sz w:val="22"/>
+        </w:rPr>
+        <w:t>(без обиды)</w:t>
+      </w:r>
+      <w:r>
+        <w:rPr>
+          <w:rFonts w:ascii="Times New Roman" w:hAnsi="Times New Roman" w:eastAsia="Malgun Gothic"/>
+          <w:b w:val="0"/>
+          <w:i w:val="0"/>
+          <w:sz w:val="22"/>
+        </w:rPr>
+        <w:t xml:space="preserve"> Понимаю. Тогда я выпью за нас двоих.</w:t>
+      </w:r>
+    </w:p>
+    <w:p>
+      <w:pPr>
+        <w:spacing w:before="0" w:after="110" w:line="300" w:lineRule="auto"/>
+      </w:pPr>
+      <w:r>
+        <w:rPr>
+          <w:rFonts w:ascii="Times New Roman" w:hAnsi="Times New Roman" w:eastAsia="Malgun Gothic"/>
+          <w:b/>
+          <w:i w:val="0"/>
+          <w:sz w:val="22"/>
+        </w:rPr>
+        <w:t xml:space="preserve">Лёша: </w:t>
+      </w:r>
+      <w:r>
+        <w:rPr>
+          <w:rFonts w:ascii="Times New Roman" w:hAnsi="Times New Roman" w:eastAsia="Malgun Gothic"/>
+          <w:b w:val="0"/>
+          <w:i w:val="0"/>
+          <w:sz w:val="22"/>
+        </w:rPr>
         <w:t>Зачем вы хотели встретиться?</w:t>
       </w:r>
     </w:p>
@@ -672,6 +964,52 @@
           <w:i w:val="0"/>
           <w:sz w:val="22"/>
         </w:rPr>
+        <w:t>Прагматик ставит на того, кто выживет. А если вы ошиблись?</w:t>
+      </w:r>
+    </w:p>
+    <w:p>
+      <w:pPr>
+        <w:spacing w:before="0" w:after="110" w:line="300" w:lineRule="auto"/>
+      </w:pPr>
+      <w:r>
+        <w:rPr>
+          <w:rFonts w:ascii="Times New Roman" w:hAnsi="Times New Roman" w:eastAsia="Malgun Gothic"/>
+          <w:b/>
+          <w:i w:val="0"/>
+          <w:sz w:val="22"/>
+        </w:rPr>
+        <w:t xml:space="preserve">Литвинов: </w:t>
+      </w:r>
+      <w:r>
+        <w:rPr>
+          <w:rFonts w:ascii="Times New Roman" w:hAnsi="Times New Roman" w:eastAsia="Malgun Gothic"/>
+          <w:b w:val="0"/>
+          <w:i w:val="0"/>
+          <w:sz w:val="22"/>
+        </w:rPr>
+        <w:t>Тогда я потеряю деньги. Я их терял и раньше, Алексей Николаевич. Деньги возвращаются. Время — нет. А время этой власти кончается, это видно по тому, как в Кремле перестали отвечать на мои звонки. Раньше перезванивали через десять минут.</w:t>
+      </w:r>
+    </w:p>
+    <w:p>
+      <w:pPr>
+        <w:spacing w:before="0" w:after="110" w:line="300" w:lineRule="auto"/>
+      </w:pPr>
+      <w:r>
+        <w:rPr>
+          <w:rFonts w:ascii="Times New Roman" w:hAnsi="Times New Roman" w:eastAsia="Malgun Gothic"/>
+          <w:b/>
+          <w:i w:val="0"/>
+          <w:sz w:val="22"/>
+        </w:rPr>
+        <w:t xml:space="preserve">Лёша: </w:t>
+      </w:r>
+      <w:r>
+        <w:rPr>
+          <w:rFonts w:ascii="Times New Roman" w:hAnsi="Times New Roman" w:eastAsia="Malgun Gothic"/>
+          <w:b w:val="0"/>
+          <w:i w:val="0"/>
+          <w:sz w:val="22"/>
+        </w:rPr>
         <w:t>А если я откажусь от вашей поддержки?</w:t>
       </w:r>
     </w:p>
@@ -882,53 +1220,7 @@
           <w:i w:val="0"/>
           <w:sz w:val="22"/>
         </w:rPr>
-        <w:t>А Тайбола? Чолканы до сих пор ждут справедливости, а ваша техника стоит у границ их земли. Прямо сейчас. Пока Ольга Нестерова двенадцатый день не ест.</w:t>
-      </w:r>
-    </w:p>
-    <w:p>
-      <w:pPr>
-        <w:spacing w:before="0" w:after="110" w:line="300" w:lineRule="auto"/>
-      </w:pPr>
-      <w:r>
-        <w:rPr>
-          <w:rFonts w:ascii="Times New Roman" w:hAnsi="Times New Roman" w:eastAsia="Malgun Gothic"/>
-          <w:b/>
-          <w:i w:val="0"/>
-          <w:sz w:val="22"/>
-        </w:rPr>
-        <w:t xml:space="preserve">Литвинов: </w:t>
-      </w:r>
-      <w:r>
-        <w:rPr>
-          <w:rFonts w:ascii="Times New Roman" w:hAnsi="Times New Roman" w:eastAsia="Malgun Gothic"/>
-          <w:b w:val="0"/>
-          <w:i w:val="0"/>
-          <w:sz w:val="22"/>
-        </w:rPr>
-        <w:t>Тайболу я готов оставить в покое. Официально, с документами, с отзывом лицензии с моей стороны. Это то, что я действительно могу предложить прямо сейчас, а не просто слова.</w:t>
-      </w:r>
-    </w:p>
-    <w:p>
-      <w:pPr>
-        <w:spacing w:before="0" w:after="110" w:line="300" w:lineRule="auto"/>
-      </w:pPr>
-      <w:r>
-        <w:rPr>
-          <w:rFonts w:ascii="Times New Roman" w:hAnsi="Times New Roman" w:eastAsia="Malgun Gothic"/>
-          <w:b/>
-          <w:i w:val="0"/>
-          <w:sz w:val="22"/>
-        </w:rPr>
-        <w:t xml:space="preserve">Лёша: </w:t>
-      </w:r>
-      <w:r>
-        <w:rPr>
-          <w:rFonts w:ascii="Times New Roman" w:hAnsi="Times New Roman" w:eastAsia="Malgun Gothic"/>
-          <w:b w:val="0"/>
-          <w:i w:val="0"/>
-          <w:sz w:val="22"/>
-        </w:rPr>
-        <w:t>А компенсация работницам «Новтекса» за годы неоплаченных сверхурочных?</w:t>
+        <w:t>Если вы что-то узнаете — хоть имя, хоть номер машины, — вы мне скажете?</w:t>
       </w:r>
     </w:p>
     <w:p>
@@ -952,6 +1244,141 @@
           <w:color w:val="555555"/>
           <w:sz w:val="22"/>
         </w:rPr>
+        <w:t>(после паузы)</w:t>
+      </w:r>
+      <w:r>
+        <w:rPr>
+          <w:rFonts w:ascii="Times New Roman" w:hAnsi="Times New Roman" w:eastAsia="Malgun Gothic"/>
+          <w:b w:val="0"/>
+          <w:i w:val="0"/>
+          <w:sz w:val="22"/>
+        </w:rPr>
+        <w:t xml:space="preserve"> Скажу. Не из благородства. Из того же прагматизма: журналистку ищет вся страна, а тот, кто скрывает, однажды окажется на её месте в заголовках.</w:t>
+      </w:r>
+    </w:p>
+    <w:p>
+      <w:pPr>
+        <w:spacing w:before="0" w:after="110" w:line="300" w:lineRule="auto"/>
+      </w:pPr>
+      <w:r>
+        <w:rPr>
+          <w:rFonts w:ascii="Times New Roman" w:hAnsi="Times New Roman" w:eastAsia="Malgun Gothic"/>
+          <w:b/>
+          <w:i w:val="0"/>
+          <w:sz w:val="22"/>
+        </w:rPr>
+        <w:t xml:space="preserve">Лёша: </w:t>
+      </w:r>
+      <w:r>
+        <w:rPr>
+          <w:rFonts w:ascii="Times New Roman" w:hAnsi="Times New Roman" w:eastAsia="Malgun Gothic"/>
+          <w:b w:val="0"/>
+          <w:i w:val="0"/>
+          <w:sz w:val="22"/>
+        </w:rPr>
+        <w:t>Хоть так.</w:t>
+      </w:r>
+    </w:p>
+    <w:p>
+      <w:pPr>
+        <w:spacing w:before="0" w:after="110" w:line="300" w:lineRule="auto"/>
+      </w:pPr>
+      <w:r>
+        <w:rPr>
+          <w:rFonts w:ascii="Times New Roman" w:hAnsi="Times New Roman" w:eastAsia="Malgun Gothic"/>
+          <w:b/>
+          <w:i w:val="0"/>
+          <w:sz w:val="22"/>
+        </w:rPr>
+        <w:t xml:space="preserve">Лёша: </w:t>
+      </w:r>
+      <w:r>
+        <w:rPr>
+          <w:rFonts w:ascii="Times New Roman" w:hAnsi="Times New Roman" w:eastAsia="Malgun Gothic"/>
+          <w:b w:val="0"/>
+          <w:i/>
+          <w:color w:val="555555"/>
+          <w:sz w:val="22"/>
+        </w:rPr>
+        <w:t>(после паузы)</w:t>
+      </w:r>
+      <w:r>
+        <w:rPr>
+          <w:rFonts w:ascii="Times New Roman" w:hAnsi="Times New Roman" w:eastAsia="Malgun Gothic"/>
+          <w:b w:val="0"/>
+          <w:i w:val="0"/>
+          <w:sz w:val="22"/>
+        </w:rPr>
+        <w:t xml:space="preserve"> А Тайбола? Чолканы до сих пор ждут справедливости, а ваша техника стоит у границ их земли. Прямо сейчас. Пока Ольга Нестерова двенадцатый день не ест.</w:t>
+      </w:r>
+    </w:p>
+    <w:p>
+      <w:pPr>
+        <w:spacing w:before="0" w:after="110" w:line="300" w:lineRule="auto"/>
+      </w:pPr>
+      <w:r>
+        <w:rPr>
+          <w:rFonts w:ascii="Times New Roman" w:hAnsi="Times New Roman" w:eastAsia="Malgun Gothic"/>
+          <w:b/>
+          <w:i w:val="0"/>
+          <w:sz w:val="22"/>
+        </w:rPr>
+        <w:t xml:space="preserve">Литвинов: </w:t>
+      </w:r>
+      <w:r>
+        <w:rPr>
+          <w:rFonts w:ascii="Times New Roman" w:hAnsi="Times New Roman" w:eastAsia="Malgun Gothic"/>
+          <w:b w:val="0"/>
+          <w:i w:val="0"/>
+          <w:sz w:val="22"/>
+        </w:rPr>
+        <w:t>Тайболу я готов оставить в покое. Официально, с документами, с отзывом лицензии с моей стороны. Это то, что я действительно могу предложить прямо сейчас, а не просто слова.</w:t>
+      </w:r>
+    </w:p>
+    <w:p>
+      <w:pPr>
+        <w:spacing w:before="0" w:after="110" w:line="300" w:lineRule="auto"/>
+      </w:pPr>
+      <w:r>
+        <w:rPr>
+          <w:rFonts w:ascii="Times New Roman" w:hAnsi="Times New Roman" w:eastAsia="Malgun Gothic"/>
+          <w:b/>
+          <w:i w:val="0"/>
+          <w:sz w:val="22"/>
+        </w:rPr>
+        <w:t xml:space="preserve">Лёша: </w:t>
+      </w:r>
+      <w:r>
+        <w:rPr>
+          <w:rFonts w:ascii="Times New Roman" w:hAnsi="Times New Roman" w:eastAsia="Malgun Gothic"/>
+          <w:b w:val="0"/>
+          <w:i w:val="0"/>
+          <w:sz w:val="22"/>
+        </w:rPr>
+        <w:t>А компенсация работницам «Новтекса» за годы неоплаченных сверхурочных?</w:t>
+      </w:r>
+    </w:p>
+    <w:p>
+      <w:pPr>
+        <w:spacing w:before="0" w:after="110" w:line="300" w:lineRule="auto"/>
+      </w:pPr>
+      <w:r>
+        <w:rPr>
+          <w:rFonts w:ascii="Times New Roman" w:hAnsi="Times New Roman" w:eastAsia="Malgun Gothic"/>
+          <w:b/>
+          <w:i w:val="0"/>
+          <w:sz w:val="22"/>
+        </w:rPr>
+        <w:t xml:space="preserve">Литвинов: </w:t>
+      </w:r>
+      <w:r>
+        <w:rPr>
+          <w:rFonts w:ascii="Times New Roman" w:hAnsi="Times New Roman" w:eastAsia="Malgun Gothic"/>
+          <w:b w:val="0"/>
+          <w:i/>
+          <w:color w:val="555555"/>
+          <w:sz w:val="22"/>
+        </w:rPr>
         <w:t>(пауза)</w:t>
       </w:r>
       <w:r>
@@ -1069,6 +1496,62 @@
           <w:i w:val="0"/>
           <w:sz w:val="22"/>
         </w:rPr>
+        <w:t>Справедливого правосудия не просят заранее, Аркадий Дмитриевич. Его получают потом — вместе со всеми. Если вам нечего бояться, вам не нужны гарантии. Если есть — я их тем более не дам.</w:t>
+      </w:r>
+    </w:p>
+    <w:p>
+      <w:pPr>
+        <w:spacing w:before="0" w:after="110" w:line="300" w:lineRule="auto"/>
+      </w:pPr>
+      <w:r>
+        <w:rPr>
+          <w:rFonts w:ascii="Times New Roman" w:hAnsi="Times New Roman" w:eastAsia="Malgun Gothic"/>
+          <w:b/>
+          <w:i w:val="0"/>
+          <w:sz w:val="22"/>
+        </w:rPr>
+        <w:t xml:space="preserve">Литвинов: </w:t>
+      </w:r>
+      <w:r>
+        <w:rPr>
+          <w:rFonts w:ascii="Times New Roman" w:hAnsi="Times New Roman" w:eastAsia="Malgun Gothic"/>
+          <w:b w:val="0"/>
+          <w:i/>
+          <w:color w:val="555555"/>
+          <w:sz w:val="22"/>
+        </w:rPr>
+        <w:t>(улыбается одними губами)</w:t>
+      </w:r>
+      <w:r>
+        <w:rPr>
+          <w:rFonts w:ascii="Times New Roman" w:hAnsi="Times New Roman" w:eastAsia="Malgun Gothic"/>
+          <w:b w:val="0"/>
+          <w:i w:val="0"/>
+          <w:sz w:val="22"/>
+        </w:rPr>
+        <w:t xml:space="preserve"> Адвокатская логика. Красивая и неудобная.</w:t>
+      </w:r>
+    </w:p>
+    <w:p>
+      <w:pPr>
+        <w:spacing w:before="0" w:after="110" w:line="300" w:lineRule="auto"/>
+      </w:pPr>
+      <w:r>
+        <w:rPr>
+          <w:rFonts w:ascii="Times New Roman" w:hAnsi="Times New Roman" w:eastAsia="Malgun Gothic"/>
+          <w:b/>
+          <w:i w:val="0"/>
+          <w:sz w:val="22"/>
+        </w:rPr>
+        <w:t xml:space="preserve">Лёша: </w:t>
+      </w:r>
+      <w:r>
+        <w:rPr>
+          <w:rFonts w:ascii="Times New Roman" w:hAnsi="Times New Roman" w:eastAsia="Malgun Gothic"/>
+          <w:b w:val="0"/>
+          <w:i w:val="0"/>
+          <w:sz w:val="22"/>
+        </w:rPr>
         <w:t>Разница есть. Но границу между справедливостью и безнаказанностью определять не вам.</w:t>
       </w:r>
     </w:p>
@@ -1168,6 +1651,52 @@
           <w:i w:val="0"/>
           <w:sz w:val="22"/>
         </w:rPr>
+        <w:t xml:space="preserve">Гребенщиков: </w:t>
+      </w:r>
+      <w:r>
+        <w:rPr>
+          <w:rFonts w:ascii="Times New Roman" w:hAnsi="Times New Roman" w:eastAsia="Malgun Gothic"/>
+          <w:b w:val="0"/>
+          <w:i w:val="0"/>
+          <w:sz w:val="22"/>
+        </w:rPr>
+        <w:t>Мораль, Екатерина Ивановна, в политике измеряется результатом. Если чолканы получат землю, а работницы — деньги, кто вспомнит о рукопожатии?</w:t>
+      </w:r>
+    </w:p>
+    <w:p>
+      <w:pPr>
+        <w:spacing w:before="0" w:after="110" w:line="300" w:lineRule="auto"/>
+      </w:pPr>
+      <w:r>
+        <w:rPr>
+          <w:rFonts w:ascii="Times New Roman" w:hAnsi="Times New Roman" w:eastAsia="Malgun Gothic"/>
+          <w:b/>
+          <w:i w:val="0"/>
+          <w:sz w:val="22"/>
+        </w:rPr>
+        <w:t xml:space="preserve">Катя: </w:t>
+      </w:r>
+      <w:r>
+        <w:rPr>
+          <w:rFonts w:ascii="Times New Roman" w:hAnsi="Times New Roman" w:eastAsia="Malgun Gothic"/>
+          <w:b w:val="0"/>
+          <w:i w:val="0"/>
+          <w:sz w:val="22"/>
+        </w:rPr>
+        <w:t>Работницы вспомнят. Они помнят всё. Спросите у Семёна Ивановича, как в Новокруцке помнят тех, кто им руку жал.</w:t>
+      </w:r>
+    </w:p>
+    <w:p>
+      <w:pPr>
+        <w:spacing w:before="0" w:after="110" w:line="300" w:lineRule="auto"/>
+      </w:pPr>
+      <w:r>
+        <w:rPr>
+          <w:rFonts w:ascii="Times New Roman" w:hAnsi="Times New Roman" w:eastAsia="Malgun Gothic"/>
+          <w:b/>
+          <w:i w:val="0"/>
+          <w:sz w:val="22"/>
+        </w:rPr>
         <w:t xml:space="preserve">Ирина: </w:t>
       </w:r>
       <w:r>
@@ -1423,251 +1952,26 @@
       <w:r>
         <w:rPr>
           <w:rFonts w:ascii="Times New Roman" w:hAnsi="Times New Roman" w:eastAsia="Malgun Gothic"/>
-          <w:b/>
-          <w:i w:val="0"/>
-          <w:sz w:val="22"/>
-        </w:rPr>
-        <w:t xml:space="preserve">Кирилл: </w:t>
-      </w:r>
-      <w:r>
-        <w:rPr>
-          <w:rFonts w:ascii="Times New Roman" w:hAnsi="Times New Roman" w:eastAsia="Malgun Gothic"/>
-          <w:b w:val="0"/>
-          <w:i w:val="0"/>
-          <w:sz w:val="22"/>
-        </w:rPr>
-        <w:t>Алексей Николаевич, проекты документов от юристов Литвинова пришли в одиннадцать вечера. Мы прошли их за три часа. Хорошего мало.</w:t>
-      </w:r>
-    </w:p>
-    <w:p>
-      <w:pPr>
-        <w:spacing w:before="0" w:after="110" w:line="300" w:lineRule="auto"/>
-      </w:pPr>
-      <w:r>
-        <w:rPr>
-          <w:rFonts w:ascii="Times New Roman" w:hAnsi="Times New Roman" w:eastAsia="Malgun Gothic"/>
-          <w:b/>
-          <w:i w:val="0"/>
-          <w:sz w:val="22"/>
-        </w:rPr>
-        <w:t xml:space="preserve">Лёша: </w:t>
-      </w:r>
-      <w:r>
-        <w:rPr>
-          <w:rFonts w:ascii="Times New Roman" w:hAnsi="Times New Roman" w:eastAsia="Malgun Gothic"/>
-          <w:b w:val="0"/>
-          <w:i w:val="0"/>
-          <w:sz w:val="22"/>
-        </w:rPr>
-        <w:t>Слушаю.</w:t>
-      </w:r>
-    </w:p>
-    <w:p>
-      <w:pPr>
-        <w:spacing w:before="0" w:after="110" w:line="300" w:lineRule="auto"/>
-      </w:pPr>
-      <w:r>
-        <w:rPr>
-          <w:rFonts w:ascii="Times New Roman" w:hAnsi="Times New Roman" w:eastAsia="Malgun Gothic"/>
-          <w:b/>
-          <w:i w:val="0"/>
-          <w:sz w:val="22"/>
-        </w:rPr>
-        <w:t xml:space="preserve">Вениамин: </w:t>
-      </w:r>
-      <w:r>
-        <w:rPr>
-          <w:rFonts w:ascii="Times New Roman" w:hAnsi="Times New Roman" w:eastAsia="Malgun Gothic"/>
-          <w:b w:val="0"/>
-          <w:i w:val="0"/>
-          <w:sz w:val="22"/>
-        </w:rPr>
-        <w:t>Первое. В письме по Тайболе нигде нет слова «отзыв». Там «добровольное приостановление пользования недрами сроком на двенадцать месяцев». Через год, при любой власти, техника может вернуться. В государственном реестре лицензий запись о прекращении не появится.</w:t>
-      </w:r>
-    </w:p>
-    <w:p>
-      <w:pPr>
-        <w:spacing w:before="0" w:after="110" w:line="300" w:lineRule="auto"/>
-      </w:pPr>
-      <w:r>
-        <w:rPr>
-          <w:rFonts w:ascii="Times New Roman" w:hAnsi="Times New Roman" w:eastAsia="Malgun Gothic"/>
-          <w:b/>
-          <w:i w:val="0"/>
-          <w:sz w:val="22"/>
-        </w:rPr>
-        <w:t xml:space="preserve">Ирина: </w:t>
-      </w:r>
-      <w:r>
-        <w:rPr>
-          <w:rFonts w:ascii="Times New Roman" w:hAnsi="Times New Roman" w:eastAsia="Malgun Gothic"/>
-          <w:b w:val="0"/>
-          <w:i w:val="0"/>
-          <w:sz w:val="22"/>
-        </w:rPr>
-        <w:t>То есть мы бы объявили победу, а чолканы получили бы отсрочку.</w:t>
-      </w:r>
-    </w:p>
-    <w:p>
-      <w:pPr>
-        <w:spacing w:before="0" w:after="110" w:line="300" w:lineRule="auto"/>
-      </w:pPr>
-      <w:r>
-        <w:rPr>
-          <w:rFonts w:ascii="Times New Roman" w:hAnsi="Times New Roman" w:eastAsia="Malgun Gothic"/>
-          <w:b/>
-          <w:i w:val="0"/>
-          <w:sz w:val="22"/>
-        </w:rPr>
-        <w:t xml:space="preserve">Вениамин: </w:t>
-      </w:r>
-      <w:r>
-        <w:rPr>
-          <w:rFonts w:ascii="Times New Roman" w:hAnsi="Times New Roman" w:eastAsia="Malgun Gothic"/>
-          <w:b w:val="0"/>
-          <w:i w:val="0"/>
-          <w:sz w:val="22"/>
-        </w:rPr>
-        <w:t>Именно так, Ирина. Нужна запись о прекращении права в реестре. Не письмо — запись.</w:t>
-      </w:r>
-    </w:p>
-    <w:p>
-      <w:pPr>
-        <w:spacing w:before="0" w:after="110" w:line="300" w:lineRule="auto"/>
-      </w:pPr>
-      <w:r>
-        <w:rPr>
-          <w:rFonts w:ascii="Times New Roman" w:hAnsi="Times New Roman" w:eastAsia="Malgun Gothic"/>
-          <w:b/>
-          <w:i w:val="0"/>
-          <w:sz w:val="22"/>
-        </w:rPr>
-        <w:t xml:space="preserve">Изольда: </w:t>
-      </w:r>
-      <w:r>
-        <w:rPr>
-          <w:rFonts w:ascii="Times New Roman" w:hAnsi="Times New Roman" w:eastAsia="Malgun Gothic"/>
-          <w:b w:val="0"/>
-          <w:i w:val="0"/>
-          <w:sz w:val="22"/>
-        </w:rPr>
-        <w:t>Второе. Компенсация работницам «Новтекса». Они предлагают сто восемьдесят миллионов рублей. Я пересчитала неоплаченные сверхурочные по табелям, которые работницы сохранили ещё с того процесса, — тысяча сто сорок человек, шесть лет. Выходит четыреста двенадцать миллионов. Тридцать лет в профессии, Алексей Николаевич: когда богатый человек сам называет сумму, она всегда вдвое меньше долга.</w:t>
-      </w:r>
-    </w:p>
-    <w:p>
-      <w:pPr>
-        <w:spacing w:before="0" w:after="110" w:line="300" w:lineRule="auto"/>
-      </w:pPr>
-      <w:r>
-        <w:rPr>
-          <w:rFonts w:ascii="Times New Roman" w:hAnsi="Times New Roman" w:eastAsia="Malgun Gothic"/>
-          <w:b/>
-          <w:i w:val="0"/>
-          <w:sz w:val="22"/>
-        </w:rPr>
-        <w:t xml:space="preserve">Лёша: </w:t>
-      </w:r>
-      <w:r>
-        <w:rPr>
-          <w:rFonts w:ascii="Times New Roman" w:hAnsi="Times New Roman" w:eastAsia="Malgun Gothic"/>
-          <w:b w:val="0"/>
-          <w:i w:val="0"/>
-          <w:sz w:val="22"/>
-        </w:rPr>
-        <w:t>Четыреста двенадцать. И на эскроу-счёт, а не обещанием.</w:t>
-      </w:r>
-    </w:p>
-    <w:p>
-      <w:pPr>
-        <w:spacing w:before="0" w:after="110" w:line="300" w:lineRule="auto"/>
-      </w:pPr>
-      <w:r>
-        <w:rPr>
-          <w:rFonts w:ascii="Times New Roman" w:hAnsi="Times New Roman" w:eastAsia="Malgun Gothic"/>
-          <w:b/>
-          <w:i w:val="0"/>
-          <w:sz w:val="22"/>
-        </w:rPr>
-        <w:t xml:space="preserve">Настя: </w:t>
-      </w:r>
-      <w:r>
-        <w:rPr>
-          <w:rFonts w:ascii="Times New Roman" w:hAnsi="Times New Roman" w:eastAsia="Malgun Gothic"/>
-          <w:b w:val="0"/>
-          <w:i w:val="0"/>
-          <w:sz w:val="22"/>
-        </w:rPr>
-        <w:t>И третье, самое неприятное. «Эфир на телеканалах холдинга в объёме, необходимом кампании». Это не поддержка, Алексей Николаевич. Это взнос в натуральной форме, и по нашим расчётам — на сумму больше, чем весь наш избирательный фонд.</w:t>
-      </w:r>
-    </w:p>
-    <w:p>
-      <w:pPr>
-        <w:spacing w:before="0" w:after="110" w:line="300" w:lineRule="auto"/>
-      </w:pPr>
-      <w:r>
-        <w:rPr>
-          <w:rFonts w:ascii="Times New Roman" w:hAnsi="Times New Roman" w:eastAsia="Malgun Gothic"/>
-          <w:b/>
-          <w:i w:val="0"/>
-          <w:sz w:val="22"/>
-        </w:rPr>
-        <w:t xml:space="preserve">Кирилл: </w:t>
-      </w:r>
-      <w:r>
-        <w:rPr>
-          <w:rFonts w:ascii="Times New Roman" w:hAnsi="Times New Roman" w:eastAsia="Malgun Gothic"/>
-          <w:b w:val="0"/>
-          <w:i w:val="0"/>
-          <w:sz w:val="22"/>
-        </w:rPr>
-        <w:t>Если вы это примете, мы будем обязаны указать это в квартальном отчёте. А потом — публично сложить с себя аудит. Третье условие.</w:t>
-      </w:r>
-    </w:p>
-    <w:p>
-      <w:pPr>
-        <w:spacing w:before="0" w:after="110" w:line="300" w:lineRule="auto"/>
-      </w:pPr>
-      <w:r>
-        <w:rPr>
-          <w:rFonts w:ascii="Times New Roman" w:hAnsi="Times New Roman" w:eastAsia="Malgun Gothic"/>
-          <w:b/>
-          <w:i w:val="0"/>
-          <w:sz w:val="22"/>
-        </w:rPr>
-        <w:t xml:space="preserve">Лёша: </w:t>
-      </w:r>
-      <w:r>
-        <w:rPr>
-          <w:rFonts w:ascii="Times New Roman" w:hAnsi="Times New Roman" w:eastAsia="Malgun Gothic"/>
-          <w:b w:val="0"/>
-          <w:i w:val="0"/>
-          <w:sz w:val="22"/>
-        </w:rPr>
-        <w:t>Я помню третье условие, Кирилл Андреевич. Никакого эфира. Ни минуты сверх того, что закон даёт всем кандидатам.</w:t>
-      </w:r>
-    </w:p>
-    <w:p>
-      <w:pPr>
-        <w:spacing w:before="0" w:after="110" w:line="300" w:lineRule="auto"/>
-      </w:pPr>
-      <w:r>
-        <w:rPr>
-          <w:rFonts w:ascii="Times New Roman" w:hAnsi="Times New Roman" w:eastAsia="Malgun Gothic"/>
-          <w:b/>
-          <w:i w:val="0"/>
-          <w:sz w:val="22"/>
-        </w:rPr>
-        <w:t xml:space="preserve">Настя: </w:t>
-      </w:r>
-      <w:r>
-        <w:rPr>
-          <w:rFonts w:ascii="Times New Roman" w:hAnsi="Times New Roman" w:eastAsia="Malgun Gothic"/>
           <w:b w:val="0"/>
           <w:i/>
           <w:color w:val="555555"/>
           <w:sz w:val="22"/>
         </w:rPr>
-        <w:t>(Кириллу, тихо)</w:t>
+        <w:t>(Изольда молча ставит перед Лёшей и Ириной по стакану горячего чая и только после этого раскрывает папку; Лёша на секунду задерживает взгляд на стакане)</w:t>
+      </w:r>
+    </w:p>
+    <w:p>
+      <w:pPr>
+        <w:spacing w:before="0" w:after="110" w:line="300" w:lineRule="auto"/>
+      </w:pPr>
+      <w:r>
+        <w:rPr>
+          <w:rFonts w:ascii="Times New Roman" w:hAnsi="Times New Roman" w:eastAsia="Malgun Gothic"/>
+          <w:b/>
+          <w:i w:val="0"/>
+          <w:sz w:val="22"/>
+        </w:rPr>
+        <w:t xml:space="preserve">Кирилл: </w:t>
       </w:r>
       <w:r>
         <w:rPr>
@@ -1676,7 +1980,7 @@
           <w:i w:val="0"/>
           <w:sz w:val="22"/>
         </w:rPr>
-        <w:t xml:space="preserve"> Я же говорила, что он вычеркнет.</w:t>
+        <w:t>Алексей Николаевич, проекты документов от юристов Литвинова пришли в одиннадцать вечера. Мы прошли их за три часа. Хорошего мало.</w:t>
       </w:r>
     </w:p>
     <w:p>
@@ -1690,7 +1994,283 @@
           <w:i w:val="0"/>
           <w:sz w:val="22"/>
         </w:rPr>
+        <w:t xml:space="preserve">Лёша: </w:t>
+      </w:r>
+      <w:r>
+        <w:rPr>
+          <w:rFonts w:ascii="Times New Roman" w:hAnsi="Times New Roman" w:eastAsia="Malgun Gothic"/>
+          <w:b w:val="0"/>
+          <w:i w:val="0"/>
+          <w:sz w:val="22"/>
+        </w:rPr>
+        <w:t>Слушаю.</w:t>
+      </w:r>
+    </w:p>
+    <w:p>
+      <w:pPr>
+        <w:spacing w:before="0" w:after="110" w:line="300" w:lineRule="auto"/>
+      </w:pPr>
+      <w:r>
+        <w:rPr>
+          <w:rFonts w:ascii="Times New Roman" w:hAnsi="Times New Roman" w:eastAsia="Malgun Gothic"/>
+          <w:b/>
+          <w:i w:val="0"/>
+          <w:sz w:val="22"/>
+        </w:rPr>
+        <w:t xml:space="preserve">Вениамин: </w:t>
+      </w:r>
+      <w:r>
+        <w:rPr>
+          <w:rFonts w:ascii="Times New Roman" w:hAnsi="Times New Roman" w:eastAsia="Malgun Gothic"/>
+          <w:b w:val="0"/>
+          <w:i w:val="0"/>
+          <w:sz w:val="22"/>
+        </w:rPr>
+        <w:t>Первое. В письме по Тайболе нигде нет слова «отзыв». Там «добровольное приостановление пользования недрами сроком на двенадцать месяцев». Через год, при любой власти, техника может вернуться. В государственном реестре лицензий запись о прекращении не появится.</w:t>
+      </w:r>
+    </w:p>
+    <w:p>
+      <w:pPr>
+        <w:spacing w:before="0" w:after="110" w:line="300" w:lineRule="auto"/>
+      </w:pPr>
+      <w:r>
+        <w:rPr>
+          <w:rFonts w:ascii="Times New Roman" w:hAnsi="Times New Roman" w:eastAsia="Malgun Gothic"/>
+          <w:b/>
+          <w:i w:val="0"/>
+          <w:sz w:val="22"/>
+        </w:rPr>
+        <w:t xml:space="preserve">Ирина: </w:t>
+      </w:r>
+      <w:r>
+        <w:rPr>
+          <w:rFonts w:ascii="Times New Roman" w:hAnsi="Times New Roman" w:eastAsia="Malgun Gothic"/>
+          <w:b w:val="0"/>
+          <w:i w:val="0"/>
+          <w:sz w:val="22"/>
+        </w:rPr>
+        <w:t>То есть мы бы объявили победу, а чолканы получили бы отсрочку.</w:t>
+      </w:r>
+    </w:p>
+    <w:p>
+      <w:pPr>
+        <w:spacing w:before="0" w:after="110" w:line="300" w:lineRule="auto"/>
+      </w:pPr>
+      <w:r>
+        <w:rPr>
+          <w:rFonts w:ascii="Times New Roman" w:hAnsi="Times New Roman" w:eastAsia="Malgun Gothic"/>
+          <w:b/>
+          <w:i w:val="0"/>
+          <w:sz w:val="22"/>
+        </w:rPr>
+        <w:t xml:space="preserve">Вениамин: </w:t>
+      </w:r>
+      <w:r>
+        <w:rPr>
+          <w:rFonts w:ascii="Times New Roman" w:hAnsi="Times New Roman" w:eastAsia="Malgun Gothic"/>
+          <w:b w:val="0"/>
+          <w:i w:val="0"/>
+          <w:sz w:val="22"/>
+        </w:rPr>
+        <w:t>Именно так, Ирина. Нужна запись о прекращении права в реестре. Не письмо — запись.</w:t>
+      </w:r>
+    </w:p>
+    <w:p>
+      <w:pPr>
+        <w:spacing w:before="0" w:after="110" w:line="300" w:lineRule="auto"/>
+      </w:pPr>
+      <w:r>
+        <w:rPr>
+          <w:rFonts w:ascii="Times New Roman" w:hAnsi="Times New Roman" w:eastAsia="Malgun Gothic"/>
+          <w:b/>
+          <w:i w:val="0"/>
+          <w:sz w:val="22"/>
+        </w:rPr>
+        <w:t xml:space="preserve">Ирина: </w:t>
+      </w:r>
+      <w:r>
+        <w:rPr>
+          <w:rFonts w:ascii="Times New Roman" w:hAnsi="Times New Roman" w:eastAsia="Malgun Gothic"/>
+          <w:b w:val="0"/>
+          <w:i w:val="0"/>
+          <w:sz w:val="22"/>
+        </w:rPr>
+        <w:t>Реестр ведёт федеральное агентство. Если запись внесут, отменить её можно только через суд — и публично.</w:t>
+      </w:r>
+    </w:p>
+    <w:p>
+      <w:pPr>
+        <w:spacing w:before="0" w:after="110" w:line="300" w:lineRule="auto"/>
+      </w:pPr>
+      <w:r>
+        <w:rPr>
+          <w:rFonts w:ascii="Times New Roman" w:hAnsi="Times New Roman" w:eastAsia="Malgun Gothic"/>
+          <w:b/>
+          <w:i w:val="0"/>
+          <w:sz w:val="22"/>
+        </w:rPr>
+        <w:t xml:space="preserve">Вениамин: </w:t>
+      </w:r>
+      <w:r>
+        <w:rPr>
+          <w:rFonts w:ascii="Times New Roman" w:hAnsi="Times New Roman" w:eastAsia="Malgun Gothic"/>
+          <w:b w:val="0"/>
+          <w:i w:val="0"/>
+          <w:sz w:val="22"/>
+        </w:rPr>
+        <w:t>Вот поэтому они её и не предлагают.</w:t>
+      </w:r>
+    </w:p>
+    <w:p>
+      <w:pPr>
+        <w:spacing w:before="0" w:after="110" w:line="300" w:lineRule="auto"/>
+      </w:pPr>
+      <w:r>
+        <w:rPr>
+          <w:rFonts w:ascii="Times New Roman" w:hAnsi="Times New Roman" w:eastAsia="Malgun Gothic"/>
+          <w:b/>
+          <w:i w:val="0"/>
+          <w:sz w:val="22"/>
+        </w:rPr>
+        <w:t xml:space="preserve">Изольда: </w:t>
+      </w:r>
+      <w:r>
+        <w:rPr>
+          <w:rFonts w:ascii="Times New Roman" w:hAnsi="Times New Roman" w:eastAsia="Malgun Gothic"/>
+          <w:b w:val="0"/>
+          <w:i w:val="0"/>
+          <w:sz w:val="22"/>
+        </w:rPr>
+        <w:t>Второе. Компенсация работницам «Новтекса». Они предлагают сто восемьдесят миллионов рублей. Я пересчитала неоплаченные сверхурочные по табелям, которые работницы сохранили ещё с того процесса, — тысяча сто сорок человек, шесть лет. Выходит четыреста двенадцать миллионов. Тридцать лет в профессии, Алексей Николаевич: когда богатый человек сам называет сумму, она всегда вдвое меньше долга.</w:t>
+      </w:r>
+    </w:p>
+    <w:p>
+      <w:pPr>
+        <w:spacing w:before="0" w:after="110" w:line="300" w:lineRule="auto"/>
+      </w:pPr>
+      <w:r>
+        <w:rPr>
+          <w:rFonts w:ascii="Times New Roman" w:hAnsi="Times New Roman" w:eastAsia="Malgun Gothic"/>
+          <w:b/>
+          <w:i w:val="0"/>
+          <w:sz w:val="22"/>
+        </w:rPr>
+        <w:t xml:space="preserve">Лёша: </w:t>
+      </w:r>
+      <w:r>
+        <w:rPr>
+          <w:rFonts w:ascii="Times New Roman" w:hAnsi="Times New Roman" w:eastAsia="Malgun Gothic"/>
+          <w:b w:val="0"/>
+          <w:i w:val="0"/>
+          <w:sz w:val="22"/>
+        </w:rPr>
+        <w:t>Четыреста двенадцать. И на эскроу-счёт, а не обещанием.</w:t>
+      </w:r>
+    </w:p>
+    <w:p>
+      <w:pPr>
+        <w:spacing w:before="0" w:after="110" w:line="300" w:lineRule="auto"/>
+      </w:pPr>
+      <w:r>
+        <w:rPr>
+          <w:rFonts w:ascii="Times New Roman" w:hAnsi="Times New Roman" w:eastAsia="Malgun Gothic"/>
+          <w:b/>
+          <w:i w:val="0"/>
+          <w:sz w:val="22"/>
+        </w:rPr>
+        <w:t xml:space="preserve">Изольда: </w:t>
+      </w:r>
+      <w:r>
+        <w:rPr>
+          <w:rFonts w:ascii="Times New Roman" w:hAnsi="Times New Roman" w:eastAsia="Malgun Gothic"/>
+          <w:b w:val="0"/>
+          <w:i w:val="0"/>
+          <w:sz w:val="22"/>
+        </w:rPr>
+        <w:t>И выплаты — по спискам, которые составят сами работницы. Не отдел кадров холдинга. Отдел кадров, Алексей Николаевич, у них однажды уже «потерял» табели.</w:t>
+      </w:r>
+    </w:p>
+    <w:p>
+      <w:pPr>
+        <w:spacing w:before="0" w:after="110" w:line="300" w:lineRule="auto"/>
+      </w:pPr>
+      <w:r>
+        <w:rPr>
+          <w:rFonts w:ascii="Times New Roman" w:hAnsi="Times New Roman" w:eastAsia="Malgun Gothic"/>
+          <w:b/>
+          <w:i w:val="0"/>
+          <w:sz w:val="22"/>
+        </w:rPr>
+        <w:t xml:space="preserve">Настя: </w:t>
+      </w:r>
+      <w:r>
+        <w:rPr>
+          <w:rFonts w:ascii="Times New Roman" w:hAnsi="Times New Roman" w:eastAsia="Malgun Gothic"/>
+          <w:b w:val="0"/>
+          <w:i w:val="0"/>
+          <w:sz w:val="22"/>
+        </w:rPr>
+        <w:t>И третье, самое неприятное. «Эфир на телеканалах холдинга в объёме, необходимом кампании». Это не поддержка, Алексей Николаевич. Это взнос в натуральной форме, и по нашим расчётам — на сумму больше, чем весь наш избирательный фонд.</w:t>
+      </w:r>
+    </w:p>
+    <w:p>
+      <w:pPr>
+        <w:spacing w:before="0" w:after="110" w:line="300" w:lineRule="auto"/>
+      </w:pPr>
+      <w:r>
+        <w:rPr>
+          <w:rFonts w:ascii="Times New Roman" w:hAnsi="Times New Roman" w:eastAsia="Malgun Gothic"/>
+          <w:b/>
+          <w:i w:val="0"/>
+          <w:sz w:val="22"/>
+        </w:rPr>
         <w:t xml:space="preserve">Кирилл: </w:t>
+      </w:r>
+      <w:r>
+        <w:rPr>
+          <w:rFonts w:ascii="Times New Roman" w:hAnsi="Times New Roman" w:eastAsia="Malgun Gothic"/>
+          <w:b w:val="0"/>
+          <w:i w:val="0"/>
+          <w:sz w:val="22"/>
+        </w:rPr>
+        <w:t>Если вы это примете, мы будем обязаны указать это в квартальном отчёте. А потом — публично сложить с себя аудит. Третье условие.</w:t>
+      </w:r>
+    </w:p>
+    <w:p>
+      <w:pPr>
+        <w:spacing w:before="0" w:after="110" w:line="300" w:lineRule="auto"/>
+      </w:pPr>
+      <w:r>
+        <w:rPr>
+          <w:rFonts w:ascii="Times New Roman" w:hAnsi="Times New Roman" w:eastAsia="Malgun Gothic"/>
+          <w:b/>
+          <w:i w:val="0"/>
+          <w:sz w:val="22"/>
+        </w:rPr>
+        <w:t xml:space="preserve">Лёша: </w:t>
+      </w:r>
+      <w:r>
+        <w:rPr>
+          <w:rFonts w:ascii="Times New Roman" w:hAnsi="Times New Roman" w:eastAsia="Malgun Gothic"/>
+          <w:b w:val="0"/>
+          <w:i w:val="0"/>
+          <w:sz w:val="22"/>
+        </w:rPr>
+        <w:t>Я помню третье условие, Кирилл Андреевич. Никакого эфира. Ни минуты сверх того, что закон даёт всем кандидатам.</w:t>
+      </w:r>
+    </w:p>
+    <w:p>
+      <w:pPr>
+        <w:spacing w:before="0" w:after="110" w:line="300" w:lineRule="auto"/>
+      </w:pPr>
+      <w:r>
+        <w:rPr>
+          <w:rFonts w:ascii="Times New Roman" w:hAnsi="Times New Roman" w:eastAsia="Malgun Gothic"/>
+          <w:b/>
+          <w:i w:val="0"/>
+          <w:sz w:val="22"/>
+        </w:rPr>
+        <w:t xml:space="preserve">Настя: </w:t>
       </w:r>
       <w:r>
         <w:rPr>
@@ -1700,7 +2280,7 @@
           <w:color w:val="555555"/>
           <w:sz w:val="22"/>
         </w:rPr>
-        <w:t>(так же тихо)</w:t>
+        <w:t>(Кириллу, тихо)</w:t>
       </w:r>
       <w:r>
         <w:rPr>
@@ -1709,7 +2289,7 @@
           <w:i w:val="0"/>
           <w:sz w:val="22"/>
         </w:rPr>
-        <w:t xml:space="preserve"> Ты говорила, что он будет спорить.</w:t>
+        <w:t xml:space="preserve"> Я же говорила, что он вычеркнет.</w:t>
       </w:r>
     </w:p>
     <w:p>
@@ -1723,7 +2303,17 @@
           <w:i w:val="0"/>
           <w:sz w:val="22"/>
         </w:rPr>
-        <w:t xml:space="preserve">Изольда: </w:t>
+        <w:t xml:space="preserve">Кирилл: </w:t>
+      </w:r>
+      <w:r>
+        <w:rPr>
+          <w:rFonts w:ascii="Times New Roman" w:hAnsi="Times New Roman" w:eastAsia="Malgun Gothic"/>
+          <w:b w:val="0"/>
+          <w:i/>
+          <w:color w:val="555555"/>
+          <w:sz w:val="22"/>
+        </w:rPr>
+        <w:t>(так же тихо)</w:t>
       </w:r>
       <w:r>
         <w:rPr>
@@ -1732,7 +2322,99 @@
           <w:i w:val="0"/>
           <w:sz w:val="22"/>
         </w:rPr>
+        <w:t xml:space="preserve"> Ты говорила, что он будет спорить.</w:t>
+      </w:r>
+    </w:p>
+    <w:p>
+      <w:pPr>
+        <w:spacing w:before="0" w:after="110" w:line="300" w:lineRule="auto"/>
+      </w:pPr>
+      <w:r>
+        <w:rPr>
+          <w:rFonts w:ascii="Times New Roman" w:hAnsi="Times New Roman" w:eastAsia="Malgun Gothic"/>
+          <w:b/>
+          <w:i w:val="0"/>
+          <w:sz w:val="22"/>
+        </w:rPr>
+        <w:t xml:space="preserve">Изольда: </w:t>
+      </w:r>
+      <w:r>
+        <w:rPr>
+          <w:rFonts w:ascii="Times New Roman" w:hAnsi="Times New Roman" w:eastAsia="Malgun Gothic"/>
+          <w:b w:val="0"/>
+          <w:i w:val="0"/>
+          <w:sz w:val="22"/>
+        </w:rPr>
         <w:t>Голубки, спорить будете дома. У нас таблица на сорок строк.</w:t>
+      </w:r>
+    </w:p>
+    <w:p>
+      <w:pPr>
+        <w:spacing w:before="0" w:after="110" w:line="300" w:lineRule="auto"/>
+      </w:pPr>
+      <w:r>
+        <w:rPr>
+          <w:rFonts w:ascii="Times New Roman" w:hAnsi="Times New Roman" w:eastAsia="Malgun Gothic"/>
+          <w:b/>
+          <w:i w:val="0"/>
+          <w:sz w:val="22"/>
+        </w:rPr>
+        <w:t xml:space="preserve">Лёша: </w:t>
+      </w:r>
+      <w:r>
+        <w:rPr>
+          <w:rFonts w:ascii="Times New Roman" w:hAnsi="Times New Roman" w:eastAsia="Malgun Gothic"/>
+          <w:b w:val="0"/>
+          <w:i w:val="0"/>
+          <w:sz w:val="22"/>
+        </w:rPr>
+        <w:t>Изольда Тимофеевна, а что в остальных тридцати семи строках?</w:t>
+      </w:r>
+    </w:p>
+    <w:p>
+      <w:pPr>
+        <w:spacing w:before="0" w:after="110" w:line="300" w:lineRule="auto"/>
+      </w:pPr>
+      <w:r>
+        <w:rPr>
+          <w:rFonts w:ascii="Times New Roman" w:hAnsi="Times New Roman" w:eastAsia="Malgun Gothic"/>
+          <w:b/>
+          <w:i w:val="0"/>
+          <w:sz w:val="22"/>
+        </w:rPr>
+        <w:t xml:space="preserve">Изольда: </w:t>
+      </w:r>
+      <w:r>
+        <w:rPr>
+          <w:rFonts w:ascii="Times New Roman" w:hAnsi="Times New Roman" w:eastAsia="Malgun Gothic"/>
+          <w:b w:val="0"/>
+          <w:i w:val="0"/>
+          <w:sz w:val="22"/>
+        </w:rPr>
+        <w:t>Мелочи, на которых обычно и попадаются. Например, соглашение подписывает не холдинг, а его дочерняя фирма, у которой за душой один офис в Подмосковье. Если что-то пойдёт не так — с неё нечего взять.</w:t>
+      </w:r>
+    </w:p>
+    <w:p>
+      <w:pPr>
+        <w:spacing w:before="0" w:after="110" w:line="300" w:lineRule="auto"/>
+      </w:pPr>
+      <w:r>
+        <w:rPr>
+          <w:rFonts w:ascii="Times New Roman" w:hAnsi="Times New Roman" w:eastAsia="Malgun Gothic"/>
+          <w:b/>
+          <w:i w:val="0"/>
+          <w:sz w:val="22"/>
+        </w:rPr>
+        <w:t xml:space="preserve">Лёша: </w:t>
+      </w:r>
+      <w:r>
+        <w:rPr>
+          <w:rFonts w:ascii="Times New Roman" w:hAnsi="Times New Roman" w:eastAsia="Malgun Gothic"/>
+          <w:b w:val="0"/>
+          <w:i w:val="0"/>
+          <w:sz w:val="22"/>
+        </w:rPr>
+        <w:t>Значит, подписывает холдинг. И лично Литвинов.</w:t>
       </w:r>
     </w:p>
     <w:p>
@@ -1906,7 +2588,7 @@
           <w:i w:val="0"/>
           <w:sz w:val="22"/>
         </w:rPr>
-        <w:t xml:space="preserve"> Мои юристы вчера ночью, увидев замечания ваших аудиторов, процитировали мне Гоголя: «Я пригласил вас, господа, с тем, чтобы сообщить вам пренеприятное известие: к нам едет ревизор».</w:t>
+        <w:t xml:space="preserve"> Долг платежом красен, да? Моя бабушка так говорила, когда я в детстве занимал у соседского мальчишки на кино. Не думал, что услышу это снова — да ещё от кандидата в президенты.</w:t>
       </w:r>
     </w:p>
     <w:p>
@@ -1929,7 +2611,7 @@
           <w:i w:val="0"/>
           <w:sz w:val="22"/>
         </w:rPr>
-        <w:t>Городничему, помнится, это известие тоже не понравилось.</w:t>
+        <w:t>Вы и не услышали, Аркадий Дмитриевич. Вы сами это сказали. Я только принёс расчёт.</w:t>
       </w:r>
     </w:p>
     <w:p>
@@ -1985,6 +2667,62 @@
           <w:i w:val="0"/>
           <w:sz w:val="22"/>
         </w:rPr>
+        <w:t>И подпись — ваша лично. Не дочерней фирмы.</w:t>
+      </w:r>
+    </w:p>
+    <w:p>
+      <w:pPr>
+        <w:spacing w:before="0" w:after="110" w:line="300" w:lineRule="auto"/>
+      </w:pPr>
+      <w:r>
+        <w:rPr>
+          <w:rFonts w:ascii="Times New Roman" w:hAnsi="Times New Roman" w:eastAsia="Malgun Gothic"/>
+          <w:b/>
+          <w:i w:val="0"/>
+          <w:sz w:val="22"/>
+        </w:rPr>
+        <w:t xml:space="preserve">Литвинов: </w:t>
+      </w:r>
+      <w:r>
+        <w:rPr>
+          <w:rFonts w:ascii="Times New Roman" w:hAnsi="Times New Roman" w:eastAsia="Malgun Gothic"/>
+          <w:b w:val="0"/>
+          <w:i/>
+          <w:color w:val="555555"/>
+          <w:sz w:val="22"/>
+        </w:rPr>
+        <w:t>(коротко смеётся)</w:t>
+      </w:r>
+      <w:r>
+        <w:rPr>
+          <w:rFonts w:ascii="Times New Roman" w:hAnsi="Times New Roman" w:eastAsia="Malgun Gothic"/>
+          <w:b w:val="0"/>
+          <w:i w:val="0"/>
+          <w:sz w:val="22"/>
+        </w:rPr>
+        <w:t xml:space="preserve"> Хорошие у вас бухгалтеры. Я бы их переманил, если бы не знал, что не выйдет.</w:t>
+      </w:r>
+    </w:p>
+    <w:p>
+      <w:pPr>
+        <w:spacing w:before="0" w:after="110" w:line="300" w:lineRule="auto"/>
+      </w:pPr>
+      <w:r>
+        <w:rPr>
+          <w:rFonts w:ascii="Times New Roman" w:hAnsi="Times New Roman" w:eastAsia="Malgun Gothic"/>
+          <w:b/>
+          <w:i w:val="0"/>
+          <w:sz w:val="22"/>
+        </w:rPr>
+        <w:t xml:space="preserve">Лёша: </w:t>
+      </w:r>
+      <w:r>
+        <w:rPr>
+          <w:rFonts w:ascii="Times New Roman" w:hAnsi="Times New Roman" w:eastAsia="Malgun Gothic"/>
+          <w:b w:val="0"/>
+          <w:i w:val="0"/>
+          <w:sz w:val="22"/>
+        </w:rPr>
         <w:t>Тогда больше обсуждать нечего, пока документы не подписаны и не опубликованы.</w:t>
       </w:r>
     </w:p>
@@ -2139,7 +2877,7 @@
           <w:i w:val="0"/>
           <w:sz w:val="22"/>
         </w:rPr>
-        <w:t>Грибоедов устами Чацкого сказал: «Служить бы рад, прислуживаться тошно». Я не служу Литвинову, и он не служит мне. Почти пять лет назад я не мог представить, что он публично признает долг перед Тайболой и «Новтексом» — и не внесёт в мою кампанию ни рубля. Называйте это как хотите. Я называю это справедливостью, добытой на моих условиях, а не на его.</w:t>
+        <w:t>Я не служу Литвинову, и он не служит мне. Почти пять лет назад я не мог представить, что он публично признает долг перед Тайболой и «Новтексом» — и не внесёт в мою кампанию ни рубля. Называйте это как хотите. Я называю это справедливостью, добытой на моих условиях, а не на его.</w:t>
       </w:r>
     </w:p>
     <w:p>
@@ -2186,6 +2924,52 @@
           <w:sz w:val="22"/>
         </w:rPr>
         <w:t>Не я. Независимые аудиторы. Их отчёт опубликован час назад, вместе с выпиской избирательного фонда.</w:t>
+      </w:r>
+    </w:p>
+    <w:p>
+      <w:pPr>
+        <w:spacing w:before="0" w:after="110" w:line="300" w:lineRule="auto"/>
+      </w:pPr>
+      <w:r>
+        <w:rPr>
+          <w:rFonts w:ascii="Times New Roman" w:hAnsi="Times New Roman" w:eastAsia="Malgun Gothic"/>
+          <w:b/>
+          <w:i w:val="0"/>
+          <w:sz w:val="22"/>
+        </w:rPr>
+        <w:t xml:space="preserve">Журналист: </w:t>
+      </w:r>
+      <w:r>
+        <w:rPr>
+          <w:rFonts w:ascii="Times New Roman" w:hAnsi="Times New Roman" w:eastAsia="Malgun Gothic"/>
+          <w:b w:val="0"/>
+          <w:i w:val="0"/>
+          <w:sz w:val="22"/>
+        </w:rPr>
+        <w:t>Господин Литвинов сказал, что поддерживает вас, «потому что вы единственный, кто умеет считать». Как вы это прокомментируете?</w:t>
+      </w:r>
+    </w:p>
+    <w:p>
+      <w:pPr>
+        <w:spacing w:before="0" w:after="110" w:line="300" w:lineRule="auto"/>
+      </w:pPr>
+      <w:r>
+        <w:rPr>
+          <w:rFonts w:ascii="Times New Roman" w:hAnsi="Times New Roman" w:eastAsia="Malgun Gothic"/>
+          <w:b/>
+          <w:i w:val="0"/>
+          <w:sz w:val="22"/>
+        </w:rPr>
+        <w:t xml:space="preserve">Лёша: </w:t>
+      </w:r>
+      <w:r>
+        <w:rPr>
+          <w:rFonts w:ascii="Times New Roman" w:hAnsi="Times New Roman" w:eastAsia="Malgun Gothic"/>
+          <w:b w:val="0"/>
+          <w:i w:val="0"/>
+          <w:sz w:val="22"/>
+        </w:rPr>
+        <w:t>Считать умею не я. Но передайте ему, что комплимент принят — по адресу «Компас Аудит».</w:t>
       </w:r>
     </w:p>
     <w:p>
@@ -2255,6 +3039,75 @@
           <w:i w:val="0"/>
           <w:sz w:val="22"/>
         </w:rPr>
+        <w:t xml:space="preserve">Катя: </w:t>
+      </w:r>
+      <w:r>
+        <w:rPr>
+          <w:rFonts w:ascii="Times New Roman" w:hAnsi="Times New Roman" w:eastAsia="Malgun Gothic"/>
+          <w:b w:val="0"/>
+          <w:i w:val="0"/>
+          <w:sz w:val="22"/>
+        </w:rPr>
+        <w:t>Звонила одна из работниц «Новтекса». Та, что тогда первая подписала иск. Плакала в трубку и спрашивала, не шутка ли это.</w:t>
+      </w:r>
+    </w:p>
+    <w:p>
+      <w:pPr>
+        <w:spacing w:before="0" w:after="110" w:line="300" w:lineRule="auto"/>
+      </w:pPr>
+      <w:r>
+        <w:rPr>
+          <w:rFonts w:ascii="Times New Roman" w:hAnsi="Times New Roman" w:eastAsia="Malgun Gothic"/>
+          <w:b/>
+          <w:i w:val="0"/>
+          <w:sz w:val="22"/>
+        </w:rPr>
+        <w:t xml:space="preserve">Лёша: </w:t>
+      </w:r>
+      <w:r>
+        <w:rPr>
+          <w:rFonts w:ascii="Times New Roman" w:hAnsi="Times New Roman" w:eastAsia="Malgun Gothic"/>
+          <w:b w:val="0"/>
+          <w:i w:val="0"/>
+          <w:sz w:val="22"/>
+        </w:rPr>
+        <w:t>Что вы ей сказали?</w:t>
+      </w:r>
+    </w:p>
+    <w:p>
+      <w:pPr>
+        <w:spacing w:before="0" w:after="110" w:line="300" w:lineRule="auto"/>
+      </w:pPr>
+      <w:r>
+        <w:rPr>
+          <w:rFonts w:ascii="Times New Roman" w:hAnsi="Times New Roman" w:eastAsia="Malgun Gothic"/>
+          <w:b/>
+          <w:i w:val="0"/>
+          <w:sz w:val="22"/>
+        </w:rPr>
+        <w:t xml:space="preserve">Катя: </w:t>
+      </w:r>
+      <w:r>
+        <w:rPr>
+          <w:rFonts w:ascii="Times New Roman" w:hAnsi="Times New Roman" w:eastAsia="Malgun Gothic"/>
+          <w:b w:val="0"/>
+          <w:i w:val="0"/>
+          <w:sz w:val="22"/>
+        </w:rPr>
+        <w:t>Что это не шутка. Это долг. И что его наконец платят.</w:t>
+      </w:r>
+    </w:p>
+    <w:p>
+      <w:pPr>
+        <w:spacing w:before="0" w:after="110" w:line="300" w:lineRule="auto"/>
+      </w:pPr>
+      <w:r>
+        <w:rPr>
+          <w:rFonts w:ascii="Times New Roman" w:hAnsi="Times New Roman" w:eastAsia="Malgun Gothic"/>
+          <w:b/>
+          <w:i w:val="0"/>
+          <w:sz w:val="22"/>
+        </w:rPr>
         <w:t xml:space="preserve">Ирина: </w:t>
       </w:r>
       <w:r>
@@ -2419,7 +3272,7 @@
           <w:i w:val="0"/>
           <w:sz w:val="22"/>
         </w:rPr>
-        <w:t>Николай Гоголь, «Ревизор» (действие I, явление 1): «Я пригласил вас, господа, с тем, чтобы сообщить вам пренеприятное известие: к нам едет ревизор»</w:t>
+        <w:t>Русская пословица: «Долг платежом красен»</w:t>
       </w:r>
       <w:r>
         <w:rPr>
@@ -2428,30 +3281,7 @@
           <w:i w:val="0"/>
           <w:sz w:val="22"/>
         </w:rPr>
-        <w:t xml:space="preserve"> — 시장(городничий)의 첫 대사. 「Компас Аудит」의 검증 의견을 받아 본 리트비노프 측 변호사들이 이 대사를 떠올렸다며 리트비노프가 자조적으로 인용하고, 료샤가 "시장도 그 소식을 반기지 않았다"고 받는다 (장면 10).</w:t>
-      </w:r>
-    </w:p>
-    <w:p>
-      <w:pPr>
-        <w:spacing w:before="0" w:after="120"/>
-      </w:pPr>
-      <w:r>
-        <w:rPr>
-          <w:rFonts w:ascii="Times New Roman" w:hAnsi="Times New Roman" w:eastAsia="Malgun Gothic"/>
-          <w:b/>
-          <w:i w:val="0"/>
-          <w:sz w:val="22"/>
-        </w:rPr>
-        <w:t>Александр Грибоедов, «Горе от ума» (действие II, явление 2, Чацкий): «Служить бы рад, прислуживаться тошно»</w:t>
-      </w:r>
-      <w:r>
-        <w:rPr>
-          <w:rFonts w:ascii="Times New Roman" w:hAnsi="Times New Roman" w:eastAsia="Malgun Gothic"/>
-          <w:b w:val="0"/>
-          <w:i w:val="0"/>
-          <w:sz w:val="22"/>
-        </w:rPr>
-        <w:t xml:space="preserve"> — 료샤가 "올리가르흐와의 냉소적 거래"라는 질문에 답하며, 리트비노프와의 관계가 섬김도 굽신거림도 아닌 "빚의 청산"임을 밝히는 데 쓴다 (장면 11).</w:t>
+        <w:t xml:space="preserve"> — 한국어 해설: 빚은 갚아야 제값을 한다는 속담. 「Компас Аудит」가 계산한 4억 1200만 루블과 "등록부 기재"라는 조건을 받아 든 리트비노프가, 어린 시절 영화비를 빌릴 때 할머니에게 듣던 말이라며 자조적으로 먼저 꺼낸다. 료샤는 "내가 한 말이 아니라 당신이 한 말"이라고 받아, 이 거래가 동맹이 아니라 "빚의 청산"임을 못 박는다. 이리나가 말한 "우리가 그에게 빚진 게 아니라 그가 우리에게 빚진 구조"가 한 문장으로 완성되는 순간 (장면 10).</w:t>
       </w:r>
     </w:p>
     <w:p>

--- a/러시아 인권변호사/4부/4부_4화_리트비노프의_배신적_지지.docx
+++ b/러시아 인권변호사/4부/4부_4화_리트비노프의_배신적_지지.docx
@@ -2588,7 +2588,7 @@
           <w:i w:val="0"/>
           <w:sz w:val="22"/>
         </w:rPr>
-        <w:t xml:space="preserve"> Долг платежом красен, да? Моя бабушка так говорила, когда я в детстве занимал у соседского мальчишки на кино. Не думал, что услышу это снова — да ещё от кандидата в президенты.</w:t>
+        <w:t xml:space="preserve"> «Берёшь чужие, а отдаёшь свои», да? Моя бабушка так говорила, когда я в детстве занимал у соседского мальчишки на кино. Не думал, что услышу это снова — да ещё от кандидата в президенты.</w:t>
       </w:r>
     </w:p>
     <w:p>
@@ -3272,7 +3272,7 @@
           <w:i w:val="0"/>
           <w:sz w:val="22"/>
         </w:rPr>
-        <w:t>Русская пословица: «Долг платежом красен»</w:t>
+        <w:t>Русская пословица: «Берёшь чужие, а отдаёшь свои»</w:t>
       </w:r>
       <w:r>
         <w:rPr>
@@ -3281,7 +3281,7 @@
           <w:i w:val="0"/>
           <w:sz w:val="22"/>
         </w:rPr>
-        <w:t xml:space="preserve"> — 한국어 해설: 빚은 갚아야 제값을 한다는 속담. 「Компас Аудит」가 계산한 4억 1200만 루블과 "등록부 기재"라는 조건을 받아 든 리트비노프가, 어린 시절 영화비를 빌릴 때 할머니에게 듣던 말이라며 자조적으로 먼저 꺼낸다. 료샤는 "내가 한 말이 아니라 당신이 한 말"이라고 받아, 이 거래가 동맹이 아니라 "빚의 청산"임을 못 박는다. 이리나가 말한 "우리가 그에게 빚진 게 아니라 그가 우리에게 빚진 구조"가 한 문장으로 완성되는 순간 (장면 10).</w:t>
+        <w:t xml:space="preserve"> — 한국어 해설: 남의 돈을 빌려도 갚을 때는 제 돈으로 갚는다는 속담. 「Компас Аудит」가 계산한 4억 1200만 루블과 "등록부 기재"라는 조건을 받아 든 리트비노프가, 어린 시절 영화비를 빌릴 때 할머니에게 듣던 말이라며 자조적으로 먼저 꺼낸다. 료샤는 "내가 한 말이 아니라 당신이 한 말"이라고 받아, 이 거래가 동맹이 아니라 "빚의 청산"임을 못 박는다. 이리나가 말한 "우리가 그에게 빚진 게 아니라 그가 우리에게 빚진 구조"가 한 문장으로 완성되는 순간 (장면 10).</w:t>
       </w:r>
     </w:p>
     <w:p>

--- a/러시아 인권변호사/4부/4부_4화_리트비노프의_배신적_지지.docx
+++ b/러시아 인권변호사/4부/4부_4화_리트비노프의_배신적_지지.docx
@@ -1496,6 +1496,29 @@
           <w:i w:val="0"/>
           <w:sz w:val="22"/>
         </w:rPr>
+        <w:t>Разница есть. Но границу между справедливостью и безнаказанностью определять не вам.</w:t>
+      </w:r>
+    </w:p>
+    <w:p>
+      <w:pPr>
+        <w:spacing w:before="0" w:after="110" w:line="300" w:lineRule="auto"/>
+      </w:pPr>
+      <w:r>
+        <w:rPr>
+          <w:rFonts w:ascii="Times New Roman" w:hAnsi="Times New Roman" w:eastAsia="Malgun Gothic"/>
+          <w:b/>
+          <w:i w:val="0"/>
+          <w:sz w:val="22"/>
+        </w:rPr>
+        <w:t xml:space="preserve">Лёша: </w:t>
+      </w:r>
+      <w:r>
+        <w:rPr>
+          <w:rFonts w:ascii="Times New Roman" w:hAnsi="Times New Roman" w:eastAsia="Malgun Gothic"/>
+          <w:b w:val="0"/>
+          <w:i w:val="0"/>
+          <w:sz w:val="22"/>
+        </w:rPr>
         <w:t>Справедливого правосудия не просят заранее, Аркадий Дмитриевич. Его получают потом — вместе со всеми. Если вам нечего бояться, вам не нужны гарантии. Если есть — я их тем более не дам.</w:t>
       </w:r>
     </w:p>
@@ -1530,29 +1553,6 @@
           <w:sz w:val="22"/>
         </w:rPr>
         <w:t xml:space="preserve"> Адвокатская логика. Красивая и неудобная.</w:t>
-      </w:r>
-    </w:p>
-    <w:p>
-      <w:pPr>
-        <w:spacing w:before="0" w:after="110" w:line="300" w:lineRule="auto"/>
-      </w:pPr>
-      <w:r>
-        <w:rPr>
-          <w:rFonts w:ascii="Times New Roman" w:hAnsi="Times New Roman" w:eastAsia="Malgun Gothic"/>
-          <w:b/>
-          <w:i w:val="0"/>
-          <w:sz w:val="22"/>
-        </w:rPr>
-        <w:t xml:space="preserve">Лёша: </w:t>
-      </w:r>
-      <w:r>
-        <w:rPr>
-          <w:rFonts w:ascii="Times New Roman" w:hAnsi="Times New Roman" w:eastAsia="Malgun Gothic"/>
-          <w:b w:val="0"/>
-          <w:i w:val="0"/>
-          <w:sz w:val="22"/>
-        </w:rPr>
-        <w:t>Разница есть. Но границу между справедливостью и безнаказанностью определять не вам.</w:t>
       </w:r>
     </w:p>
     <w:p>
